--- a/examples/filter/doc/05-lowess-filter.docx
+++ b/examples/filter/doc/05-lowess-filter.docx
@@ -862,7 +862,7 @@
               <a:graphicData uri="http://schemas.openxmlformats.org/drawingml/2006/picture">
                 <pic:pic>
                   <pic:nvPicPr>
-                    <pic:cNvPr descr="/home/gpca/tspredit/examples/filter/doc/05-lowess-filter_files/94d20f2abccf11e4fc82ee1a8a35413aae49f036.png" id="11" name="Picture"/>
+                    <pic:cNvPr descr="C:\Git\cefet-rj-dal\tspredit\examples\filter\doc\05-lowess-filter_files/d1153a77a46bdfafbdaf59ecd2c99f6ea21bf8ba.png" id="11" name="Picture"/>
                     <pic:cNvPicPr>
                       <a:picLocks noChangeArrowheads="1" noChangeAspect="1"/>
                     </pic:cNvPicPr>
@@ -1210,7 +1210,7 @@
               <a:graphicData uri="http://schemas.openxmlformats.org/drawingml/2006/picture">
                 <pic:pic>
                   <pic:nvPicPr>
-                    <pic:cNvPr descr="/home/gpca/tspredit/examples/filter/doc/05-lowess-filter_files/dcf188391ad6693a014eb33025cf9a3c9ed74ebe.png" id="14" name="Picture"/>
+                    <pic:cNvPr descr="C:\Git\cefet-rj-dal\tspredit\examples\filter\doc\05-lowess-filter_files/f756a549045fe2ae32cf832feb059cee368da351.png" id="14" name="Picture"/>
                     <pic:cNvPicPr>
                       <a:picLocks noChangeArrowheads="1" noChangeAspect="1"/>
                     </pic:cNvPicPr>

--- a/examples/filter/doc/05-lowess-filter.docx
+++ b/examples/filter/doc/05-lowess-filter.docx
@@ -862,7 +862,7 @@
               <a:graphicData uri="http://schemas.openxmlformats.org/drawingml/2006/picture">
                 <pic:pic>
                   <pic:nvPicPr>
-                    <pic:cNvPr descr="C:\Git\cefet-rj-dal\tspredit\examples\filter\doc\05-lowess-filter_files/d1153a77a46bdfafbdaf59ecd2c99f6ea21bf8ba.png" id="11" name="Picture"/>
+                    <pic:cNvPr descr="C:\Git\dal\tspredit\examples\filter\doc\05-lowess-filter_files/d1153a77a46bdfafbdaf59ecd2c99f6ea21bf8ba.png" id="11" name="Picture"/>
                     <pic:cNvPicPr>
                       <a:picLocks noChangeArrowheads="1" noChangeAspect="1"/>
                     </pic:cNvPicPr>
@@ -1210,7 +1210,7 @@
               <a:graphicData uri="http://schemas.openxmlformats.org/drawingml/2006/picture">
                 <pic:pic>
                   <pic:nvPicPr>
-                    <pic:cNvPr descr="C:\Git\cefet-rj-dal\tspredit\examples\filter\doc\05-lowess-filter_files/f756a549045fe2ae32cf832feb059cee368da351.png" id="14" name="Picture"/>
+                    <pic:cNvPr descr="C:\Git\dal\tspredit\examples\filter\doc\05-lowess-filter_files/f756a549045fe2ae32cf832feb059cee368da351.png" id="14" name="Picture"/>
                     <pic:cNvPicPr>
                       <a:picLocks noChangeArrowheads="1" noChangeAspect="1"/>
                     </pic:cNvPicPr>

--- a/examples/filter/doc/05-lowess-filter.docx
+++ b/examples/filter/doc/05-lowess-filter.docx
@@ -862,7 +862,7 @@
               <a:graphicData uri="http://schemas.openxmlformats.org/drawingml/2006/picture">
                 <pic:pic>
                   <pic:nvPicPr>
-                    <pic:cNvPr descr="C:\Git\dal\tspredit\examples\filter\doc\05-lowess-filter_files/d1153a77a46bdfafbdaf59ecd2c99f6ea21bf8ba.png" id="11" name="Picture"/>
+                    <pic:cNvPr descr="/home/gpca/tspredit/examples/filter/doc/05-lowess-filter_files/94d20f2abccf11e4fc82ee1a8a35413aae49f036.png" id="11" name="Picture"/>
                     <pic:cNvPicPr>
                       <a:picLocks noChangeArrowheads="1" noChangeAspect="1"/>
                     </pic:cNvPicPr>
@@ -1210,7 +1210,7 @@
               <a:graphicData uri="http://schemas.openxmlformats.org/drawingml/2006/picture">
                 <pic:pic>
                   <pic:nvPicPr>
-                    <pic:cNvPr descr="C:\Git\dal\tspredit\examples\filter\doc\05-lowess-filter_files/f756a549045fe2ae32cf832feb059cee368da351.png" id="14" name="Picture"/>
+                    <pic:cNvPr descr="/home/gpca/tspredit/examples/filter/doc/05-lowess-filter_files/dcf188391ad6693a014eb33025cf9a3c9ed74ebe.png" id="14" name="Picture"/>
                     <pic:cNvPicPr>
                       <a:picLocks noChangeArrowheads="1" noChangeAspect="1"/>
                     </pic:cNvPicPr>
